--- a/Documentation/Technical & API Documentation.docx
+++ b/Documentation/Technical & API Documentation.docx
@@ -3842,7 +3842,7 @@
                 <w:szCs w:val="18"/>
                 <w:rtl w:val="0"/>
               </w:rPr>
-              <w:t xml:space="preserve">User / EventManager / Analyst / Admin / System</w:t>
+              <w:t xml:space="preserve">User / EventOrganizer / Analyst / Admin / System</w:t>
             </w:r>
             <w:r>
               <w:rPr>
@@ -9973,7 +9973,7 @@
                 <w:szCs w:val="18"/>
                 <w:rtl w:val="0"/>
               </w:rPr>
-              <w:t xml:space="preserve">Uploading user (EventManager or Admin)</w:t>
+              <w:t xml:space="preserve">Uploading user (EventOrganizer or Admin)</w:t>
             </w:r>
             <w:r>
               <w:rPr>
@@ -10465,7 +10465,7 @@
                 <w:szCs w:val="18"/>
                 <w:rtl w:val="0"/>
               </w:rPr>
-              <w:t xml:space="preserve">Admin/EventManager who approved it</w:t>
+              <w:t xml:space="preserve">Admin/EventOrganizer who approved it</w:t>
             </w:r>
             <w:r>
               <w:rPr>
@@ -12162,7 +12162,7 @@
                 <w:szCs w:val="18"/>
                 <w:rtl w:val="0"/>
               </w:rPr>
-              <w:t xml:space="preserve">auth/me</w:t>
+              <w:t xml:space="preserve">users/self</w:t>
             </w:r>
             <w:r>
               <w:rPr>
@@ -12240,7 +12240,7 @@
                 <w:szCs w:val="18"/>
                 <w:rtl w:val="0"/>
               </w:rPr>
-              <w:t xml:space="preserve">Return current user profile</w:t>
+              <w:t xml:space="preserve">Return own user profile (see Users section)</w:t>
             </w:r>
             <w:r>
               <w:rPr>
@@ -12693,7 +12693,7 @@
                 <w:szCs w:val="18"/>
                 <w:rtl w:val="0"/>
               </w:rPr>
-              <w:t xml:space="preserve">Public</w:t>
+              <w:t xml:space="preserve">Authenticated</w:t>
             </w:r>
             <w:r>
               <w:rPr>
@@ -25604,7 +25604,7 @@
           <w:szCs w:val="18"/>
           <w:rtl w:val="0"/>
         </w:rPr>
-        <w:t xml:space="preserve">User &lt; EventManager &lt; Admin &lt; System</w:t>
+        <w:t xml:space="preserve">User &lt; EventOrganizer &lt; Admin &lt; System</w:t>
       </w:r>
       <w:r>
         <w:rPr>
